--- a/app/public/plantillas/F6-Acompanamiento-Entorno-Familiar.docx
+++ b/app/public/plantillas/F6-Acompanamiento-Entorno-Familiar.docx
@@ -85,7 +85,31 @@
         <w:rPr>
           <w:rFonts w:ascii="Arial" w:hAnsi="Arial" w:cs="Arial"/>
         </w:rPr>
-        <w:t>Regional: {regional} Centro Zonal: {centroZonal} No. De petición: {numPeticion}</w:t>
+        <w:t xml:space="preserve">Regional: {regional}</w:t>
+      </w:r>
+      <w:r>
+        <w:rPr>
+          <w:rFonts w:ascii="Arial" w:hAnsi="Arial" w:cs="Arial"/>
+        </w:rPr>
+        <w:br/>
+      </w:r>
+      <w:r>
+        <w:rPr>
+          <w:rFonts w:ascii="Arial" w:hAnsi="Arial" w:cs="Arial"/>
+        </w:rPr>
+        <w:t xml:space="preserve">Centro Zonal: {centroZonal}</w:t>
+      </w:r>
+      <w:r>
+        <w:rPr>
+          <w:rFonts w:ascii="Arial" w:hAnsi="Arial" w:cs="Arial"/>
+        </w:rPr>
+        <w:br/>
+      </w:r>
+      <w:r>
+        <w:rPr>
+          <w:rFonts w:ascii="Arial" w:hAnsi="Arial" w:cs="Arial"/>
+        </w:rPr>
+        <w:t xml:space="preserve">No. De petición: {numPeticion}</w:t>
       </w:r>
       <w:r>
         <w:rPr>
@@ -251,7 +275,31 @@
         <w:rPr>
           <w:rFonts w:ascii="Arial" w:hAnsi="Arial" w:cs="Arial"/>
         </w:rPr>
-        <w:t>Dirección: {direccion} Barrio: {barrio} Municipio {municipio}</w:t>
+        <w:t xml:space="preserve">Dirección: {direccion}</w:t>
+      </w:r>
+      <w:r>
+        <w:rPr>
+          <w:rFonts w:ascii="Arial" w:hAnsi="Arial" w:cs="Arial"/>
+        </w:rPr>
+        <w:br/>
+      </w:r>
+      <w:r>
+        <w:rPr>
+          <w:rFonts w:ascii="Arial" w:hAnsi="Arial" w:cs="Arial"/>
+        </w:rPr>
+        <w:t xml:space="preserve">Barrio: {barrio}</w:t>
+      </w:r>
+      <w:r>
+        <w:rPr>
+          <w:rFonts w:ascii="Arial" w:hAnsi="Arial" w:cs="Arial"/>
+        </w:rPr>
+        <w:br/>
+      </w:r>
+      <w:r>
+        <w:rPr>
+          <w:rFonts w:ascii="Arial" w:hAnsi="Arial" w:cs="Arial"/>
+        </w:rPr>
+        <w:t xml:space="preserve">Municipio {municipio}</w:t>
       </w:r>
       <w:r>
         <w:rPr>
